--- a/k8s apply.docx
+++ b/k8s apply.docx
@@ -8,8 +8,13 @@
           <w:tab w:val="left" w:pos="1920"/>
         </w:tabs>
       </w:pPr>
-      <w:r>
-        <w:t>Eks-context</w:t>
+      <w:proofErr w:type="spellStart"/>
+      <w:r>
+        <w:t>Eks</w:t>
+      </w:r>
+      <w:proofErr w:type="spellEnd"/>
+      <w:r>
+        <w:t>-context</w:t>
       </w:r>
     </w:p>
     <w:p>
@@ -18,16 +23,55 @@
           <w:tab w:val="left" w:pos="1920"/>
         </w:tabs>
       </w:pPr>
-      <w:r>
-        <w:t xml:space="preserve">aws eks update-kubeconfig --region ap-south-1  --name </w:t>
-      </w:r>
+      <w:proofErr w:type="spellStart"/>
+      <w:r>
+        <w:t>aws</w:t>
+      </w:r>
+      <w:proofErr w:type="spellEnd"/>
+      <w:r>
+        <w:t xml:space="preserve"> </w:t>
+      </w:r>
+      <w:proofErr w:type="spellStart"/>
+      <w:r>
+        <w:t>eks</w:t>
+      </w:r>
+      <w:proofErr w:type="spellEnd"/>
+      <w:r>
+        <w:t xml:space="preserve"> update-</w:t>
+      </w:r>
+      <w:proofErr w:type="spellStart"/>
+      <w:r>
+        <w:t>kubeconfig</w:t>
+      </w:r>
+      <w:proofErr w:type="spellEnd"/>
+      <w:r>
+        <w:t xml:space="preserve"> --region ap-south-1  --name </w:t>
+      </w:r>
+      <w:proofErr w:type="spellStart"/>
       <w:r>
         <w:rPr>
           <w:b/>
           <w:bCs/>
         </w:rPr>
-        <w:t>todo-microservice-dev-eks</w:t>
-      </w:r>
+        <w:t>todo</w:t>
+      </w:r>
+      <w:proofErr w:type="spellEnd"/>
+      <w:r>
+        <w:rPr>
+          <w:b/>
+          <w:bCs/>
+        </w:rPr>
+        <w:t>-microservice-dev-</w:t>
+      </w:r>
+      <w:proofErr w:type="spellStart"/>
+      <w:r>
+        <w:rPr>
+          <w:b/>
+          <w:bCs/>
+        </w:rPr>
+        <w:t>eks</w:t>
+      </w:r>
+      <w:proofErr w:type="spellEnd"/>
     </w:p>
     <w:p>
       <w:pPr>
@@ -39,49 +83,100 @@
     <w:p/>
     <w:p/>
     <w:p>
-      <w:r>
-        <w:t>kubectl apply -f k8s/namespace.yaml</w:t>
-      </w:r>
+      <w:proofErr w:type="spellStart"/>
+      <w:r>
+        <w:t>kubectl</w:t>
+      </w:r>
+      <w:proofErr w:type="spellEnd"/>
+      <w:r>
+        <w:t xml:space="preserve"> apply -f k8s/</w:t>
+      </w:r>
+      <w:proofErr w:type="spellStart"/>
+      <w:r>
+        <w:t>namespace.yaml</w:t>
+      </w:r>
+      <w:proofErr w:type="spellEnd"/>
     </w:p>
     <w:p>
-      <w:r>
-        <w:t>kubectl apply -f k8s/mysql-secret.yaml</w:t>
-      </w:r>
+      <w:proofErr w:type="spellStart"/>
+      <w:r>
+        <w:t>kubectl</w:t>
+      </w:r>
+      <w:proofErr w:type="spellEnd"/>
+      <w:r>
+        <w:t xml:space="preserve"> apply -f k8s/</w:t>
+      </w:r>
+      <w:proofErr w:type="spellStart"/>
+      <w:r>
+        <w:t>mysql-</w:t>
+      </w:r>
+      <w:r>
+        <w:t>service</w:t>
+      </w:r>
+      <w:r>
+        <w:t>.yaml</w:t>
+      </w:r>
+      <w:proofErr w:type="spellEnd"/>
     </w:p>
     <w:p>
-      <w:r>
-        <w:t>kubectl apply -f k8s/mysql-configmap.yaml</w:t>
-      </w:r>
+      <w:proofErr w:type="spellStart"/>
+      <w:r>
+        <w:t>kubectl</w:t>
+      </w:r>
+      <w:proofErr w:type="spellEnd"/>
+      <w:r>
+        <w:t xml:space="preserve"> apply -f k8s/auth-</w:t>
+      </w:r>
+      <w:proofErr w:type="spellStart"/>
+      <w:r>
+        <w:t>service.yaml</w:t>
+      </w:r>
+      <w:proofErr w:type="spellEnd"/>
     </w:p>
     <w:p>
-      <w:r>
-        <w:t>kubectl apply -f k8s/mysql-initdb-config.yaml</w:t>
-      </w:r>
+      <w:proofErr w:type="spellStart"/>
+      <w:r>
+        <w:t>kubectl</w:t>
+      </w:r>
+      <w:proofErr w:type="spellEnd"/>
+      <w:r>
+        <w:t xml:space="preserve"> apply -f k8s/</w:t>
+      </w:r>
+      <w:proofErr w:type="spellStart"/>
+      <w:r>
+        <w:t>todo-service.yaml</w:t>
+      </w:r>
+      <w:proofErr w:type="spellEnd"/>
     </w:p>
     <w:p>
-      <w:r>
-        <w:t>kubectl apply -f k8s/mysql-statefulset.yaml</w:t>
-      </w:r>
+      <w:proofErr w:type="spellStart"/>
+      <w:r>
+        <w:t>kubectl</w:t>
+      </w:r>
+      <w:proofErr w:type="spellEnd"/>
+      <w:r>
+        <w:t xml:space="preserve"> apply -f k8s/</w:t>
+      </w:r>
+      <w:proofErr w:type="spellStart"/>
+      <w:r>
+        <w:t>api-gateway.yaml</w:t>
+      </w:r>
+      <w:proofErr w:type="spellEnd"/>
     </w:p>
     <w:p>
-      <w:r>
-        <w:t>kubectl apply -f k8s/auth-service.yaml</w:t>
-      </w:r>
-    </w:p>
-    <w:p>
-      <w:r>
-        <w:t>kubectl apply -f k8s/todo-service.yaml</w:t>
-      </w:r>
-    </w:p>
-    <w:p>
-      <w:r>
-        <w:t>kubectl apply -f k8s/api-gateway.yaml</w:t>
-      </w:r>
-    </w:p>
-    <w:p>
-      <w:r>
-        <w:t>kubectl apply -f k8s/frontend.yaml</w:t>
-      </w:r>
+      <w:proofErr w:type="spellStart"/>
+      <w:r>
+        <w:t>kubectl</w:t>
+      </w:r>
+      <w:proofErr w:type="spellEnd"/>
+      <w:r>
+        <w:t xml:space="preserve"> apply -f k8s/</w:t>
+      </w:r>
+      <w:proofErr w:type="spellStart"/>
+      <w:r>
+        <w:t>frontend.yaml</w:t>
+      </w:r>
+      <w:proofErr w:type="spellEnd"/>
     </w:p>
     <w:p/>
     <w:p/>
@@ -109,7 +204,6 @@
           <w:bCs/>
           <w:color w:val="EE0000"/>
         </w:rPr>
-        <w:lastRenderedPageBreak/>
         <w:t>Troubleshoot</w:t>
       </w:r>
     </w:p>
@@ -119,8 +213,14 @@
       </w:r>
     </w:p>
     <w:p>
-      <w:r>
-        <w:t>aws elbv2 describe-load-balancers --region ap-south-1 --query "LoadBalancers[?DNSName=='k8s-todoapp-frontend-9ce0d59e93-83498da1f243d098.elb.ap-south-1.amazonaws.com'].[LoadBalancerName,State.Code,DNSName]" --output table</w:t>
+      <w:proofErr w:type="spellStart"/>
+      <w:r>
+        <w:lastRenderedPageBreak/>
+        <w:t>aws</w:t>
+      </w:r>
+      <w:proofErr w:type="spellEnd"/>
+      <w:r>
+        <w:t xml:space="preserve"> elbv2 describe-load-balancers --region ap-south-1 --query "LoadBalancers[?DNSName=='k8s-todoapp-frontend-9ce0d59e93-83498da1f243d098.elb.ap-south-1.amazonaws.com'].[LoadBalancerName,State.Code,DNSName]" --output table</w:t>
       </w:r>
     </w:p>
     <w:p/>
@@ -130,8 +230,21 @@
       </w:r>
     </w:p>
     <w:p>
-      <w:r>
-        <w:t>kubectl patch service frontend-service -n todo-app --type=merge -p "{\"metadata\":{\"finalizers\":null}}"</w:t>
+      <w:proofErr w:type="spellStart"/>
+      <w:r>
+        <w:t>kubectl</w:t>
+      </w:r>
+      <w:proofErr w:type="spellEnd"/>
+      <w:r>
+        <w:t xml:space="preserve"> patch service frontend-service -n </w:t>
+      </w:r>
+      <w:proofErr w:type="spellStart"/>
+      <w:r>
+        <w:t>todo</w:t>
+      </w:r>
+      <w:proofErr w:type="spellEnd"/>
+      <w:r>
+        <w:t>-app --type=merge -p "{\"metadata\":{\"finalizers\":null}}"</w:t>
       </w:r>
     </w:p>
     <w:sectPr>
@@ -747,6 +860,7 @@
   <w:style w:type="character" w:default="1" w:styleId="DefaultParagraphFont">
     <w:name w:val="Default Paragraph Font"/>
     <w:uiPriority w:val="1"/>
+    <w:semiHidden/>
     <w:unhideWhenUsed/>
   </w:style>
   <w:style w:type="table" w:default="1" w:styleId="TableNormal">

--- a/k8s apply.docx
+++ b/k8s apply.docx
@@ -177,6 +177,71 @@
         <w:t>frontend.yaml</w:t>
       </w:r>
       <w:proofErr w:type="spellEnd"/>
+    </w:p>
+    <w:p/>
+    <w:p>
+      <w:r>
+        <w:t>1)admin</w:t>
+      </w:r>
+    </w:p>
+    <w:p>
+      <w:r>
+        <w:t>admin</w:t>
+      </w:r>
+    </w:p>
+    <w:p>
+      <w:hyperlink r:id="rId4" w:history="1">
+        <w:r>
+          <w:rPr>
+            <w:rStyle w:val="Hyperlink"/>
+          </w:rPr>
+          <w:t>admin@gmail.com</w:t>
+        </w:r>
+      </w:hyperlink>
+    </w:p>
+    <w:p>
+      <w:r>
+        <w:t>123</w:t>
+      </w:r>
+    </w:p>
+    <w:p>
+      <w:r>
+        <w:t>2</w:t>
+      </w:r>
+      <w:r>
+        <w:t>)</w:t>
+      </w:r>
+      <w:r>
+        <w:t>user</w:t>
+      </w:r>
+    </w:p>
+    <w:p>
+      <w:proofErr w:type="spellStart"/>
+      <w:r>
+        <w:t>san</w:t>
+      </w:r>
+      <w:proofErr w:type="spellEnd"/>
+    </w:p>
+    <w:p>
+      <w:hyperlink r:id="rId5" w:history="1">
+        <w:r>
+          <w:rPr>
+            <w:rStyle w:val="Hyperlink"/>
+          </w:rPr>
+          <w:t>san</w:t>
+        </w:r>
+        <w:r>
+          <w:rPr>
+            <w:rStyle w:val="Hyperlink"/>
+          </w:rPr>
+          <w:t>@gmail.com</w:t>
+        </w:r>
+      </w:hyperlink>
+    </w:p>
+    <w:p>
+      <w:r>
+        <w:t>123</w:t>
+      </w:r>
     </w:p>
     <w:p/>
     <w:p/>
@@ -215,7 +280,6 @@
     <w:p>
       <w:proofErr w:type="spellStart"/>
       <w:r>
-        <w:lastRenderedPageBreak/>
         <w:t>aws</w:t>
       </w:r>
       <w:proofErr w:type="spellEnd"/>
@@ -657,6 +721,7 @@
   <w:style w:type="paragraph" w:default="1" w:styleId="Normal">
     <w:name w:val="Normal"/>
     <w:qFormat/>
+    <w:rsid w:val="00780EF4"/>
   </w:style>
   <w:style w:type="paragraph" w:styleId="Heading1">
     <w:name w:val="heading 1"/>
@@ -1172,6 +1237,29 @@
       <w:smallCaps/>
       <w:color w:val="2F5496" w:themeColor="accent1" w:themeShade="BF"/>
       <w:spacing w:val="5"/>
+    </w:rPr>
+  </w:style>
+  <w:style w:type="character" w:styleId="Hyperlink">
+    <w:name w:val="Hyperlink"/>
+    <w:basedOn w:val="DefaultParagraphFont"/>
+    <w:uiPriority w:val="99"/>
+    <w:unhideWhenUsed/>
+    <w:rsid w:val="00780EF4"/>
+    <w:rPr>
+      <w:color w:val="0563C1" w:themeColor="hyperlink"/>
+      <w:u w:val="single"/>
+    </w:rPr>
+  </w:style>
+  <w:style w:type="character" w:styleId="UnresolvedMention">
+    <w:name w:val="Unresolved Mention"/>
+    <w:basedOn w:val="DefaultParagraphFont"/>
+    <w:uiPriority w:val="99"/>
+    <w:semiHidden/>
+    <w:unhideWhenUsed/>
+    <w:rsid w:val="00780EF4"/>
+    <w:rPr>
+      <w:color w:val="605E5C"/>
+      <w:shd w:val="clear" w:color="auto" w:fill="E1DFDD"/>
     </w:rPr>
   </w:style>
 </w:styles>

--- a/k8s apply.docx
+++ b/k8s apply.docx
@@ -89,7 +89,13 @@
       </w:r>
       <w:proofErr w:type="spellEnd"/>
       <w:r>
-        <w:t xml:space="preserve"> apply -f k8s/</w:t>
+        <w:t xml:space="preserve"> apply -f </w:t>
+      </w:r>
+      <w:r>
+        <w:t>k8-manifests</w:t>
+      </w:r>
+      <w:r>
+        <w:t>/</w:t>
       </w:r>
       <w:proofErr w:type="spellStart"/>
       <w:r>
@@ -104,7 +110,13 @@
       </w:r>
       <w:proofErr w:type="spellEnd"/>
       <w:r>
-        <w:t xml:space="preserve"> apply -f k8s/</w:t>
+        <w:t xml:space="preserve"> apply -f </w:t>
+      </w:r>
+      <w:r>
+        <w:t>k8-manifests</w:t>
+      </w:r>
+      <w:r>
+        <w:t>/</w:t>
       </w:r>
       <w:proofErr w:type="spellStart"/>
       <w:r>
@@ -125,7 +137,13 @@
       </w:r>
       <w:proofErr w:type="spellEnd"/>
       <w:r>
-        <w:t xml:space="preserve"> apply -f k8s/auth-</w:t>
+        <w:t xml:space="preserve"> apply -f </w:t>
+      </w:r>
+      <w:r>
+        <w:t>k8-manifests</w:t>
+      </w:r>
+      <w:r>
+        <w:t>/auth-</w:t>
       </w:r>
       <w:proofErr w:type="spellStart"/>
       <w:r>
@@ -140,7 +158,13 @@
       </w:r>
       <w:proofErr w:type="spellEnd"/>
       <w:r>
-        <w:t xml:space="preserve"> apply -f k8s/</w:t>
+        <w:t xml:space="preserve"> apply -f </w:t>
+      </w:r>
+      <w:r>
+        <w:t>k8-manifests</w:t>
+      </w:r>
+      <w:r>
+        <w:t>/</w:t>
       </w:r>
       <w:proofErr w:type="spellStart"/>
       <w:r>
@@ -155,7 +179,13 @@
       </w:r>
       <w:proofErr w:type="spellEnd"/>
       <w:r>
-        <w:t xml:space="preserve"> apply -f k8s/</w:t>
+        <w:t xml:space="preserve"> apply -f </w:t>
+      </w:r>
+      <w:r>
+        <w:t>k8-manifests</w:t>
+      </w:r>
+      <w:r>
+        <w:t>/</w:t>
       </w:r>
       <w:proofErr w:type="spellStart"/>
       <w:r>
@@ -170,7 +200,13 @@
       </w:r>
       <w:proofErr w:type="spellEnd"/>
       <w:r>
-        <w:t xml:space="preserve"> apply -f k8s/</w:t>
+        <w:t xml:space="preserve"> apply -f </w:t>
+      </w:r>
+      <w:r>
+        <w:t>k8-manifests</w:t>
+      </w:r>
+      <w:r>
+        <w:t>/</w:t>
       </w:r>
       <w:proofErr w:type="spellStart"/>
       <w:r>
@@ -206,13 +242,7 @@
     </w:p>
     <w:p>
       <w:r>
-        <w:t>2</w:t>
-      </w:r>
-      <w:r>
-        <w:t>)</w:t>
-      </w:r>
-      <w:r>
-        <w:t>user</w:t>
+        <w:t>2)user</w:t>
       </w:r>
     </w:p>
     <w:p>
@@ -228,13 +258,7 @@
           <w:rPr>
             <w:rStyle w:val="Hyperlink"/>
           </w:rPr>
-          <w:t>san</w:t>
-        </w:r>
-        <w:r>
-          <w:rPr>
-            <w:rStyle w:val="Hyperlink"/>
-          </w:rPr>
-          <w:t>@gmail.com</w:t>
+          <w:t>san@gmail.com</w:t>
         </w:r>
       </w:hyperlink>
     </w:p>
